--- a/Paolo Fiol Resume 2026.docx
+++ b/Paolo Fiol Resume 2026.docx
@@ -220,54 +220,18 @@
           <w:b/>
           <w:sz w:val="21"/>
         </w:rPr>
-        <w:t>Full-Stack</w:t>
-      </w:r>
-      <w:r>
-        <w:rPr>
-          <w:b/>
-          <w:spacing w:val="-10"/>
-          <w:sz w:val="21"/>
-        </w:rPr>
-        <w:t xml:space="preserve"> </w:t>
-      </w:r>
-      <w:r>
-        <w:rPr>
-          <w:b/>
-          <w:sz w:val="21"/>
-        </w:rPr>
-        <w:t>Software</w:t>
-      </w:r>
-      <w:r>
-        <w:rPr>
-          <w:b/>
-          <w:spacing w:val="-10"/>
-          <w:sz w:val="21"/>
-        </w:rPr>
-        <w:t xml:space="preserve"> </w:t>
-      </w:r>
-      <w:r>
-        <w:rPr>
-          <w:b/>
-          <w:sz w:val="21"/>
-        </w:rPr>
-        <w:t>Developer,</w:t>
-      </w:r>
-      <w:r>
-        <w:rPr>
-          <w:b/>
-          <w:spacing w:val="-10"/>
-          <w:sz w:val="21"/>
-        </w:rPr>
-        <w:t xml:space="preserve"> </w:t>
-      </w:r>
-      <w:r>
-        <w:rPr>
-          <w:sz w:val="21"/>
-        </w:rPr>
-        <w:t>TCS</w:t>
-      </w:r>
-      <w:r>
-        <w:rPr>
+        <w:t>Software Engineer</w:t>
+      </w:r>
+      <w:r>
+        <w:rPr>
+          <w:b/>
+          <w:sz w:val="21"/>
+        </w:rPr>
+        <w:t>,</w:t>
+      </w:r>
+      <w:r>
+        <w:rPr>
+          <w:b/>
           <w:spacing w:val="-10"/>
           <w:sz w:val="21"/>
         </w:rPr>
@@ -1480,7 +1444,25 @@
             <w:sz w:val="21"/>
             <w:u w:val="single"/>
           </w:rPr>
-          <w:t>https://reframe-smoky.vercel.app/</w:t>
+          <w:t>https://resume-refra</w:t>
+        </w:r>
+        <w:r>
+          <w:rPr>
+            <w:b/>
+            <w:color w:val="2563EB"/>
+            <w:sz w:val="21"/>
+            <w:u w:val="single"/>
+          </w:rPr>
+          <w:t>m</w:t>
+        </w:r>
+        <w:r>
+          <w:rPr>
+            <w:b/>
+            <w:color w:val="2563EB"/>
+            <w:sz w:val="21"/>
+            <w:u w:val="single"/>
+          </w:rPr>
+          <w:t>e.com/</w:t>
         </w:r>
       </w:hyperlink>
     </w:p>

--- a/Paolo Fiol Resume 2026.docx
+++ b/Paolo Fiol Resume 2026.docx
@@ -128,7 +128,7 @@
     <w:p>
       <w:pPr>
         <w:tabs>
-          <w:tab w:val="left" w:pos="9035"/>
+          <w:tab w:val="right" w:pos="9360"/>
         </w:tabs>
         <w:spacing w:before="167"/>
         <w:rPr>
@@ -220,14 +220,184 @@
           <w:b/>
           <w:sz w:val="21"/>
         </w:rPr>
-        <w:t>Software Engineer</w:t>
-      </w:r>
-      <w:r>
-        <w:rPr>
-          <w:b/>
-          <w:sz w:val="21"/>
-        </w:rPr>
-        <w:t>,</w:t>
+        <w:t xml:space="preserve">Independent Software Engineer </w:t>
+      </w:r>
+      <w:r>
+        <w:rPr>
+          <w:sz w:val="21"/>
+        </w:rPr>
+        <w:t>–</w:t>
+      </w:r>
+      <w:r>
+        <w:rPr>
+          <w:sz w:val="21"/>
+        </w:rPr>
+        <w:t xml:space="preserve"> </w:t>
+      </w:r>
+      <w:r>
+        <w:rPr>
+          <w:sz w:val="21"/>
+        </w:rPr>
+        <w:t xml:space="preserve">Resume Reframe App </w:t>
+      </w:r>
+      <w:r>
+        <w:rPr>
+          <w:sz w:val="21"/>
+        </w:rPr>
+        <w:t>(</w:t>
+      </w:r>
+      <w:r>
+        <w:rPr>
+          <w:sz w:val="21"/>
+        </w:rPr>
+        <w:t>SaaS</w:t>
+      </w:r>
+      <w:r>
+        <w:rPr>
+          <w:sz w:val="21"/>
+        </w:rPr>
+        <w:t>)</w:t>
+      </w:r>
+      <w:r>
+        <w:rPr>
+          <w:sz w:val="21"/>
+        </w:rPr>
+        <w:tab/>
+        <w:t>March 2026 – Present</w:t>
+      </w:r>
+    </w:p>
+    <w:p>
+      <w:pPr>
+        <w:spacing w:before="20"/>
+        <w:rPr>
+          <w:sz w:val="21"/>
+        </w:rPr>
+      </w:pPr>
+      <w:hyperlink r:id="rId5">
+        <w:r>
+          <w:rPr>
+            <w:color w:val="2563EB"/>
+            <w:sz w:val="21"/>
+            <w:u w:val="single"/>
+          </w:rPr>
+          <w:t>https://resume-reframe.com/</w:t>
+        </w:r>
+      </w:hyperlink>
+    </w:p>
+    <w:p>
+      <w:pPr>
+        <w:pStyle w:val="ListParagraph"/>
+        <w:numPr>
+          <w:ilvl w:val="0"/>
+          <w:numId w:val="1"/>
+        </w:numPr>
+        <w:tabs>
+          <w:tab w:val="left" w:pos="269"/>
+        </w:tabs>
+        <w:ind w:left="269" w:hanging="269"/>
+        <w:rPr>
+          <w:sz w:val="21"/>
+        </w:rPr>
+      </w:pPr>
+      <w:r>
+        <w:rPr>
+          <w:sz w:val="21"/>
+        </w:rPr>
+        <w:t>Built and deployed a full-stack, AI-powered resume tailoring SaaS with Next.js 15, PostgreSQL,</w:t>
+      </w:r>
+      <w:r>
+        <w:rPr>
+          <w:sz w:val="21"/>
+        </w:rPr>
+        <w:t xml:space="preserve"> and</w:t>
+      </w:r>
+      <w:r>
+        <w:rPr>
+          <w:sz w:val="21"/>
+        </w:rPr>
+        <w:t xml:space="preserve"> Drizzle ORM, integrating Google Gemini to generate job-specific resumes and cover letters from pasted job descriptions</w:t>
+      </w:r>
+    </w:p>
+    <w:p>
+      <w:pPr>
+        <w:pStyle w:val="ListParagraph"/>
+        <w:numPr>
+          <w:ilvl w:val="0"/>
+          <w:numId w:val="1"/>
+        </w:numPr>
+        <w:tabs>
+          <w:tab w:val="left" w:pos="269"/>
+        </w:tabs>
+        <w:ind w:left="269" w:hanging="269"/>
+        <w:rPr>
+          <w:sz w:val="21"/>
+        </w:rPr>
+      </w:pPr>
+      <w:r>
+        <w:rPr>
+          <w:sz w:val="21"/>
+        </w:rPr>
+        <w:t xml:space="preserve">Implemented email/password and Google OAuth authentication, an application-tracking dashboard, .docx export, and .pdf/.docx resume upload parsing, with per-user rate limiting via </w:t>
+      </w:r>
+      <w:proofErr w:type="spellStart"/>
+      <w:r>
+        <w:rPr>
+          <w:sz w:val="21"/>
+        </w:rPr>
+        <w:t>Upstash</w:t>
+      </w:r>
+      <w:proofErr w:type="spellEnd"/>
+      <w:r>
+        <w:rPr>
+          <w:sz w:val="21"/>
+        </w:rPr>
+        <w:t xml:space="preserve"> Redis</w:t>
+      </w:r>
+      <w:r>
+        <w:rPr>
+          <w:sz w:val="21"/>
+        </w:rPr>
+        <w:t xml:space="preserve"> and subscription billing via Stripe</w:t>
+      </w:r>
+    </w:p>
+    <w:p>
+      <w:pPr>
+        <w:pStyle w:val="ListParagraph"/>
+        <w:numPr>
+          <w:ilvl w:val="0"/>
+          <w:numId w:val="1"/>
+        </w:numPr>
+        <w:tabs>
+          <w:tab w:val="left" w:pos="269"/>
+        </w:tabs>
+        <w:ind w:left="269" w:hanging="269"/>
+        <w:rPr>
+          <w:sz w:val="21"/>
+        </w:rPr>
+      </w:pPr>
+      <w:r>
+        <w:rPr>
+          <w:sz w:val="21"/>
+        </w:rPr>
+        <w:t>Set up continuous deployment on Vercel and shipped iterative releases to a live production application</w:t>
+      </w:r>
+    </w:p>
+    <w:p>
+      <w:pPr>
+        <w:tabs>
+          <w:tab w:val="right" w:pos="9360"/>
+        </w:tabs>
+        <w:spacing w:before="167"/>
+        <w:rPr>
+          <w:sz w:val="21"/>
+        </w:rPr>
+      </w:pPr>
+      <w:r>
+        <w:rPr>
+          <w:b/>
+          <w:sz w:val="21"/>
+        </w:rPr>
+        <w:t>Software Engineer,</w:t>
       </w:r>
       <w:r>
         <w:rPr>
@@ -290,7 +460,7 @@
         </w:rPr>
         <w:t xml:space="preserve">2022 </w:t>
       </w:r>
-      <w:hyperlink r:id="rId5" w:anchor="wiki_dates">
+      <w:hyperlink r:id="rId6" w:anchor="wiki_dates">
         <w:r>
           <w:rPr>
             <w:sz w:val="21"/>
@@ -1109,7 +1279,7 @@
         <w:pStyle w:val="Heading1"/>
         <w:spacing w:before="0"/>
       </w:pPr>
-      <w:hyperlink r:id="rId6" w:anchor="wiki_skills">
+      <w:hyperlink r:id="rId7" w:anchor="wiki_skills">
         <w:r>
           <w:rPr>
             <w:spacing w:val="-2"/>
@@ -1121,7 +1291,6 @@
     <w:p>
       <w:pPr>
         <w:spacing w:before="167" w:line="360" w:lineRule="auto"/>
-        <w:ind w:right="2835"/>
         <w:rPr>
           <w:sz w:val="21"/>
         </w:rPr>
@@ -1236,7 +1405,31 @@
         <w:rPr>
           <w:sz w:val="21"/>
         </w:rPr>
-        <w:t xml:space="preserve">React, Angular, Next.js, Cloudinary, React Testing Library, MongoDB, Tailwind CSS, Drizzle ORM </w:t>
+        <w:t xml:space="preserve">React, Angular, Next.js, </w:t>
+      </w:r>
+      <w:r>
+        <w:rPr>
+          <w:sz w:val="21"/>
+        </w:rPr>
+        <w:t>OAuth</w:t>
+      </w:r>
+      <w:r>
+        <w:rPr>
+          <w:sz w:val="21"/>
+        </w:rPr>
+        <w:t>, React Testing Library, MongoDB,</w:t>
+      </w:r>
+      <w:r>
+        <w:rPr>
+          <w:sz w:val="21"/>
+        </w:rPr>
+        <w:t xml:space="preserve"> </w:t>
+      </w:r>
+      <w:r>
+        <w:rPr>
+          <w:sz w:val="21"/>
+        </w:rPr>
+        <w:t xml:space="preserve">Tailwind CSS, Drizzle ORM </w:t>
       </w:r>
       <w:r>
         <w:rPr>
@@ -1280,20 +1473,32 @@
         <w:rPr>
           <w:sz w:val="21"/>
         </w:rPr>
-        <w:t xml:space="preserve">Claude Code, </w:t>
-      </w:r>
-      <w:r>
-        <w:rPr>
-          <w:sz w:val="21"/>
-        </w:rPr>
-        <w:t>LLM Integration, Prompt Engineering</w:t>
+        <w:t xml:space="preserve">Codex, </w:t>
+      </w:r>
+      <w:r>
+        <w:rPr>
+          <w:sz w:val="21"/>
+        </w:rPr>
+        <w:t>Claude Code,</w:t>
+      </w:r>
+      <w:r>
+        <w:rPr>
+          <w:sz w:val="21"/>
+        </w:rPr>
+        <w:t xml:space="preserve"> Copilot,</w:t>
+      </w:r>
+      <w:r>
+        <w:rPr>
+          <w:sz w:val="21"/>
+        </w:rPr>
+        <w:t xml:space="preserve"> LLM Integration, Prompt Engineering</w:t>
       </w:r>
     </w:p>
     <w:p>
       <w:pPr>
         <w:pStyle w:val="Heading1"/>
       </w:pPr>
-      <w:hyperlink r:id="rId7" w:anchor="wiki_projects">
+      <w:hyperlink r:id="rId8" w:anchor="wiki_projects">
         <w:r>
           <w:rPr>
             <w:spacing w:val="-2"/>
@@ -1396,150 +1601,7 @@
           <w:b/>
           <w:sz w:val="21"/>
         </w:rPr>
-        <w:t>Resume Reframe</w:t>
-      </w:r>
-      <w:r>
-        <w:rPr>
-          <w:b/>
-          <w:spacing w:val="-10"/>
-          <w:sz w:val="21"/>
-        </w:rPr>
-        <w:t xml:space="preserve"> </w:t>
-      </w:r>
-      <w:r>
-        <w:rPr>
-          <w:b/>
-          <w:sz w:val="21"/>
-        </w:rPr>
-        <w:t>–</w:t>
-      </w:r>
-      <w:r>
-        <w:rPr>
-          <w:b/>
-          <w:spacing w:val="-10"/>
-          <w:sz w:val="21"/>
-        </w:rPr>
-        <w:t xml:space="preserve"> </w:t>
-      </w:r>
-      <w:r>
-        <w:rPr>
-          <w:b/>
-          <w:sz w:val="21"/>
-        </w:rPr>
-        <w:t>AI Resume Tailoring App:</w:t>
-      </w:r>
-      <w:r>
-        <w:rPr>
-          <w:b/>
-          <w:spacing w:val="-9"/>
-          <w:sz w:val="21"/>
-        </w:rPr>
-        <w:t xml:space="preserve"> </w:t>
-      </w:r>
-      <w:hyperlink r:id="rId8">
-        <w:r>
-          <w:rPr>
-            <w:b/>
-            <w:color w:val="2563EB"/>
-            <w:sz w:val="21"/>
-            <w:u w:val="single"/>
-          </w:rPr>
-          <w:t>https://resume-refra</w:t>
-        </w:r>
-        <w:r>
-          <w:rPr>
-            <w:b/>
-            <w:color w:val="2563EB"/>
-            <w:sz w:val="21"/>
-            <w:u w:val="single"/>
-          </w:rPr>
-          <w:t>m</w:t>
-        </w:r>
-        <w:r>
-          <w:rPr>
-            <w:b/>
-            <w:color w:val="2563EB"/>
-            <w:sz w:val="21"/>
-            <w:u w:val="single"/>
-          </w:rPr>
-          <w:t>e.com/</w:t>
-        </w:r>
-      </w:hyperlink>
-    </w:p>
-    <w:p>
-      <w:pPr>
-        <w:pStyle w:val="ListParagraph"/>
-        <w:numPr>
-          <w:ilvl w:val="0"/>
-          <w:numId w:val="1"/>
-        </w:numPr>
-        <w:tabs>
-          <w:tab w:val="left" w:pos="270"/>
-        </w:tabs>
-        <w:spacing w:line="360" w:lineRule="auto"/>
-        <w:ind w:right="191"/>
-        <w:rPr>
-          <w:sz w:val="21"/>
-        </w:rPr>
-      </w:pPr>
-      <w:r>
-        <w:rPr>
-          <w:sz w:val="21"/>
-        </w:rPr>
-        <w:t>A full-stack AI-powered resume tailoring tool that generates customized resumes and cover letters from job descriptions. Features email/password and Google OAuth authentication, application tracking dashboard, .docx export, and file upload support for .pdf and .docx resumes. Rate limited per user via Upstash Redis. Built with Next.js 15/PostgreSQL/Drizzle ORM/Google Gemini. Deployed via Vercel with continuous integration.</w:t>
-      </w:r>
-    </w:p>
-    <w:p>
-      <w:pPr>
-        <w:rPr>
-          <w:b/>
-          <w:sz w:val="21"/>
-        </w:rPr>
-      </w:pPr>
-      <w:r>
-        <w:rPr>
-          <w:b/>
-          <w:sz w:val="21"/>
-        </w:rPr>
-        <w:t>Social</w:t>
-      </w:r>
-      <w:r>
-        <w:rPr>
-          <w:b/>
-          <w:spacing w:val="-10"/>
-          <w:sz w:val="21"/>
-        </w:rPr>
-        <w:t xml:space="preserve"> </w:t>
-      </w:r>
-      <w:r>
-        <w:rPr>
-          <w:b/>
-          <w:sz w:val="21"/>
-        </w:rPr>
-        <w:t>Network</w:t>
-      </w:r>
-      <w:r>
-        <w:rPr>
-          <w:b/>
-          <w:spacing w:val="-10"/>
-          <w:sz w:val="21"/>
-        </w:rPr>
-        <w:t xml:space="preserve"> </w:t>
-      </w:r>
-      <w:r>
-        <w:rPr>
-          <w:b/>
-          <w:sz w:val="21"/>
-        </w:rPr>
-        <w:t>App:</w:t>
-      </w:r>
-      <w:r>
-        <w:rPr>
-          <w:b/>
-          <w:spacing w:val="-9"/>
-          <w:sz w:val="21"/>
-        </w:rPr>
-        <w:t xml:space="preserve"> </w:t>
+        <w:t xml:space="preserve">Social Network App: </w:t>
       </w:r>
       <w:hyperlink r:id="rId9">
         <w:r>
@@ -1549,17 +1611,7 @@
             <w:sz w:val="21"/>
             <w:u w:val="single"/>
           </w:rPr>
-          <w:t>https://social-network-app-</w:t>
-        </w:r>
-        <w:r>
-          <w:rPr>
-            <w:b/>
-            <w:color w:val="2563EB"/>
-            <w:spacing w:val="-2"/>
-            <w:sz w:val="21"/>
-            <w:u w:val="single"/>
-          </w:rPr>
-          <w:t>pi.vercel.app/</w:t>
+          <w:t>https://social-network-app-pi.vercel.app/</w:t>
         </w:r>
       </w:hyperlink>
     </w:p>
@@ -1999,7 +2051,12 @@
         <w:rPr>
           <w:sz w:val="21"/>
         </w:rPr>
-        <w:tab/>
+        <w:t xml:space="preserve">                                                                            Graduated </w:t>
+      </w:r>
+      <w:r>
+        <w:rPr>
+          <w:sz w:val="21"/>
+        </w:rPr>
         <w:t>May</w:t>
       </w:r>
       <w:r>

--- a/Paolo Fiol Resume 2026.docx
+++ b/Paolo Fiol Resume 2026.docx
@@ -84,9 +84,38 @@
         </w:rPr>
         <w:t xml:space="preserve"> </w:t>
       </w:r>
-      <w:r>
-        <w:t>https://paolofiol.github.io/</w:t>
-      </w:r>
+      <w:hyperlink r:id="rId5" w:history="1">
+        <w:r>
+          <w:rPr>
+            <w:rStyle w:val="Hyperlink"/>
+          </w:rPr>
+          <w:t>https://</w:t>
+        </w:r>
+        <w:r>
+          <w:rPr>
+            <w:rStyle w:val="Hyperlink"/>
+          </w:rPr>
+          <w:t>pao</w:t>
+        </w:r>
+        <w:r>
+          <w:rPr>
+            <w:rStyle w:val="Hyperlink"/>
+          </w:rPr>
+          <w:t>l</w:t>
+        </w:r>
+        <w:r>
+          <w:rPr>
+            <w:rStyle w:val="Hyperlink"/>
+          </w:rPr>
+          <w:t>ofiol.com</w:t>
+        </w:r>
+        <w:r>
+          <w:rPr>
+            <w:rStyle w:val="Hyperlink"/>
+          </w:rPr>
+          <w:t>/</w:t>
+        </w:r>
+      </w:hyperlink>
     </w:p>
     <w:p>
       <w:pPr>
@@ -102,7 +131,7 @@
         <w:ind w:left="0" w:firstLine="0"/>
       </w:pPr>
       <w:r>
-        <w:t>Full-Stack Software Developer with 3+ years of experience building scalable web applications and AI-powered tools. Proficient in the MERN stack, Next.js, and PostgreSQL, with hands-on experience integrating LLMs (Google Gemini) for structured AI output in production applications.</w:t>
+        <w:t>Full-Stack Software Developer with 3+ years of experience building production web and mobile SaaS applications, AI-powered tools, and subscription-based products. Proficient in TypeScript, React/Next.js, React Native/Expo, PostgreSQL/Supabase, and LLM integrations with Google Gemini and OpenAI.</w:t>
       </w:r>
     </w:p>
     <w:p>
@@ -220,43 +249,7 @@
           <w:b/>
           <w:sz w:val="21"/>
         </w:rPr>
-        <w:t xml:space="preserve">Independent Software Engineer </w:t>
-      </w:r>
-      <w:r>
-        <w:rPr>
-          <w:sz w:val="21"/>
-        </w:rPr>
-        <w:t>–</w:t>
-      </w:r>
-      <w:r>
-        <w:rPr>
-          <w:sz w:val="21"/>
-        </w:rPr>
-        <w:t xml:space="preserve"> </w:t>
-      </w:r>
-      <w:r>
-        <w:rPr>
-          <w:sz w:val="21"/>
-        </w:rPr>
-        <w:t xml:space="preserve">Resume Reframe App </w:t>
-      </w:r>
-      <w:r>
-        <w:rPr>
-          <w:sz w:val="21"/>
-        </w:rPr>
-        <w:t>(</w:t>
-      </w:r>
-      <w:r>
-        <w:rPr>
-          <w:sz w:val="21"/>
-        </w:rPr>
-        <w:t>SaaS</w:t>
-      </w:r>
-      <w:r>
-        <w:rPr>
-          <w:sz w:val="21"/>
-        </w:rPr>
-        <w:t>)</w:t>
+        <w:t>Independent Software Engineer</w:t>
       </w:r>
       <w:r>
         <w:rPr>
@@ -273,16 +266,21 @@
           <w:sz w:val="21"/>
         </w:rPr>
       </w:pPr>
-      <w:hyperlink r:id="rId5">
+      <w:r>
+        <w:t xml:space="preserve">Resume Reframe - </w:t>
+      </w:r>
+      <w:hyperlink r:id="rId6" w:history="1">
         <w:r>
           <w:rPr>
-            <w:color w:val="2563EB"/>
+            <w:rStyle w:val="Hyperlink"/>
             <w:sz w:val="21"/>
-            <w:u w:val="single"/>
           </w:rPr>
           <w:t>https://resume-reframe.com/</w:t>
         </w:r>
       </w:hyperlink>
+      <w:r>
+        <w:t xml:space="preserve"> </w:t>
+      </w:r>
     </w:p>
     <w:p>
       <w:pPr>
@@ -362,6 +360,53 @@
     </w:p>
     <w:p>
       <w:pPr>
+        <w:tabs>
+          <w:tab w:val="left" w:pos="269"/>
+        </w:tabs>
+        <w:rPr>
+          <w:sz w:val="21"/>
+        </w:rPr>
+      </w:pPr>
+    </w:p>
+    <w:p>
+      <w:pPr>
+        <w:spacing w:before="20"/>
+        <w:rPr>
+          <w:sz w:val="21"/>
+        </w:rPr>
+      </w:pPr>
+      <w:r>
+        <w:rPr>
+          <w:bCs/>
+        </w:rPr>
+        <w:t>Our Story</w:t>
+      </w:r>
+      <w:r>
+        <w:t xml:space="preserve"> - </w:t>
+      </w:r>
+      <w:hyperlink r:id="rId7" w:history="1">
+        <w:r>
+          <w:rPr>
+            <w:rStyle w:val="Hyperlink"/>
+          </w:rPr>
+          <w:t>https://www.oursto</w:t>
+        </w:r>
+        <w:r>
+          <w:rPr>
+            <w:rStyle w:val="Hyperlink"/>
+          </w:rPr>
+          <w:t>r</w:t>
+        </w:r>
+        <w:r>
+          <w:rPr>
+            <w:rStyle w:val="Hyperlink"/>
+          </w:rPr>
+          <w:t>y.one/</w:t>
+        </w:r>
+      </w:hyperlink>
+    </w:p>
+    <w:p>
+      <w:pPr>
         <w:pStyle w:val="ListParagraph"/>
         <w:numPr>
           <w:ilvl w:val="0"/>
@@ -376,10 +421,45 @@
         </w:rPr>
       </w:pPr>
       <w:r>
-        <w:rPr>
-          <w:sz w:val="21"/>
-        </w:rPr>
-        <w:t>Set up continuous deployment on Vercel and shipped iterative releases to a live production application</w:t>
+        <w:t>Launched Our Story, a production couples SaaS and Android app on Google Play, using Next.js, React Native/Expo, Supabase/PostgreSQL, Stripe, Google Play Billing, and Vercel</w:t>
+      </w:r>
+    </w:p>
+    <w:p>
+      <w:pPr>
+        <w:pStyle w:val="ListParagraph"/>
+        <w:numPr>
+          <w:ilvl w:val="0"/>
+          <w:numId w:val="1"/>
+        </w:numPr>
+        <w:tabs>
+          <w:tab w:val="left" w:pos="269"/>
+        </w:tabs>
+        <w:ind w:left="269" w:hanging="269"/>
+        <w:rPr>
+          <w:sz w:val="21"/>
+        </w:rPr>
+      </w:pPr>
+      <w:r>
+        <w:t>Built secure partner workspaces with Google OAuth/email auth, Supabase Row Level Security, private storage, partner invites, subscription gating, and synchronized web/mobile data access</w:t>
+      </w:r>
+    </w:p>
+    <w:p>
+      <w:pPr>
+        <w:pStyle w:val="ListParagraph"/>
+        <w:numPr>
+          <w:ilvl w:val="0"/>
+          <w:numId w:val="1"/>
+        </w:numPr>
+        <w:tabs>
+          <w:tab w:val="left" w:pos="269"/>
+        </w:tabs>
+        <w:ind w:left="269" w:hanging="269"/>
+        <w:rPr>
+          <w:sz w:val="21"/>
+        </w:rPr>
+      </w:pPr>
+      <w:r>
+        <w:t>Implemented high-engagement features including multi-photo timelines, comments/reactions, shared plans, countdowns, daily questions, push notifications, and a private messenger with replies, read receipts, unsend, voice/file uploads, view-once media, and streaks</w:t>
       </w:r>
     </w:p>
     <w:p>
@@ -460,7 +540,7 @@
         </w:rPr>
         <w:t xml:space="preserve">2022 </w:t>
       </w:r>
-      <w:hyperlink r:id="rId6" w:anchor="wiki_dates">
+      <w:hyperlink r:id="rId8" w:anchor="wiki_dates">
         <w:r>
           <w:rPr>
             <w:sz w:val="21"/>
@@ -1279,7 +1359,7 @@
         <w:pStyle w:val="Heading1"/>
         <w:spacing w:before="0"/>
       </w:pPr>
-      <w:hyperlink r:id="rId7" w:anchor="wiki_skills">
+      <w:hyperlink r:id="rId9" w:anchor="wiki_skills">
         <w:r>
           <w:rPr>
             <w:spacing w:val="-2"/>
@@ -1297,527 +1377,48 @@
       </w:pPr>
       <w:r>
         <w:rPr>
-          <w:noProof/>
-          <w:sz w:val="21"/>
-        </w:rPr>
-        <mc:AlternateContent>
-          <mc:Choice Requires="wps">
-            <w:drawing>
-              <wp:anchor distT="0" distB="0" distL="0" distR="0" simplePos="0" relativeHeight="15729152" behindDoc="0" locked="0" layoutInCell="1" allowOverlap="1" wp14:anchorId="71DC07DB" wp14:editId="21265C2A">
-                <wp:simplePos x="0" y="0"/>
-                <wp:positionH relativeFrom="page">
-                  <wp:posOffset>457200</wp:posOffset>
-                </wp:positionH>
-                <wp:positionV relativeFrom="paragraph">
-                  <wp:posOffset>99461</wp:posOffset>
-                </wp:positionV>
-                <wp:extent cx="6858000" cy="1270"/>
-                <wp:effectExtent l="0" t="0" r="0" b="0"/>
-                <wp:wrapNone/>
-                <wp:docPr id="2" name="Graphic 2"/>
-                <wp:cNvGraphicFramePr>
-                  <a:graphicFrameLocks xmlns:a="http://schemas.openxmlformats.org/drawingml/2006/main"/>
-                </wp:cNvGraphicFramePr>
-                <a:graphic xmlns:a="http://schemas.openxmlformats.org/drawingml/2006/main">
-                  <a:graphicData uri="http://schemas.microsoft.com/office/word/2010/wordprocessingShape">
-                    <wps:wsp>
-                      <wps:cNvSpPr>
-                        <a:spLocks/>
-                      </wps:cNvSpPr>
-                      <wps:spPr>
-                        <a:xfrm>
-                          <a:off x="0" y="0"/>
-                          <a:ext cx="6858000" cy="1270"/>
-                        </a:xfrm>
-                        <a:custGeom>
-                          <a:avLst/>
-                          <a:gdLst/>
-                          <a:ahLst/>
-                          <a:cxnLst/>
-                          <a:rect l="l" t="t" r="r" b="b"/>
-                          <a:pathLst>
-                            <a:path w="6858000">
-                              <a:moveTo>
-                                <a:pt x="0" y="0"/>
-                              </a:moveTo>
-                              <a:lnTo>
-                                <a:pt x="6858000" y="0"/>
-                              </a:lnTo>
-                            </a:path>
-                          </a:pathLst>
-                        </a:custGeom>
-                        <a:ln w="12700">
-                          <a:solidFill>
-                            <a:srgbClr val="000000"/>
-                          </a:solidFill>
-                          <a:prstDash val="solid"/>
-                        </a:ln>
-                      </wps:spPr>
-                      <wps:bodyPr wrap="square" lIns="0" tIns="0" rIns="0" bIns="0" rtlCol="0">
-                        <a:prstTxWarp prst="textNoShape">
-                          <a:avLst/>
-                        </a:prstTxWarp>
-                        <a:noAutofit/>
-                      </wps:bodyPr>
-                    </wps:wsp>
-                  </a:graphicData>
-                </a:graphic>
-              </wp:anchor>
-            </w:drawing>
-          </mc:Choice>
-          <mc:Fallback>
-            <w:pict>
-              <v:shape w14:anchorId="09AD7CA5" id="Graphic 2" o:spid="_x0000_s1026" style="position:absolute;margin-left:36pt;margin-top:7.85pt;width:540pt;height:.1pt;z-index:15729152;visibility:visible;mso-wrap-style:square;mso-wrap-distance-left:0;mso-wrap-distance-top:0;mso-wrap-distance-right:0;mso-wrap-distance-bottom:0;mso-position-horizontal:absolute;mso-position-horizontal-relative:page;mso-position-vertical:absolute;mso-position-vertical-relative:text;v-text-anchor:top" coordsize="6858000,1270" o:gfxdata="UEsDBBQABgAIAAAAIQC2gziS/gAAAOEBAAATAAAAW0NvbnRlbnRfVHlwZXNdLnhtbJSRQU7DMBBF 90jcwfIWJU67QAgl6YK0S0CoHGBkTxKLZGx5TGhvj5O2G0SRWNoz/78nu9wcxkFMGNg6quQqL6RA 0s5Y6ir5vt9lD1JwBDIwOMJKHpHlpr69KfdHjyxSmriSfYz+USnWPY7AufNIadK6MEJMx9ApD/oD OlTrorhX2lFEilmcO2RdNtjC5xDF9pCuTyYBB5bi6bQ4syoJ3g9WQ0ymaiLzg5KdCXlKLjvcW893 SUOqXwnz5DrgnHtJTxOsQfEKIT7DmDSUCaxw7Rqn8787ZsmRM9e2VmPeBN4uqYvTtW7jvijg9N/y JsXecLq0q+WD6m8AAAD//wMAUEsDBBQABgAIAAAAIQA4/SH/1gAAAJQBAAALAAAAX3JlbHMvLnJl bHOkkMFqwzAMhu+DvYPRfXGawxijTi+j0GvpHsDYimMaW0Yy2fr2M4PBMnrbUb/Q94l/f/hMi1qR JVI2sOt6UJgd+ZiDgffL8ekFlFSbvV0oo4EbChzGx4f9GRdb25HMsYhqlCwG5lrLq9biZkxWOiqY 22YiTra2kYMu1l1tQD30/bPm3wwYN0x18gb45AdQl1tp5j/sFB2T0FQ7R0nTNEV3j6o9feQzro1i OWA14Fm+Q8a1a8+Bvu/d/dMb2JY5uiPbhG/ktn4cqGU/er3pcvwCAAD//wMAUEsDBBQABgAIAAAA IQBiqm/qDgIAAFwEAAAOAAAAZHJzL2Uyb0RvYy54bWysVFGL2zAMfh/sPxi/r0kLu5XQ9BhXbgyO 28F17Nl1nCbMsTzJbdp/P9lp0u72NpYHI1ufpU/65KzuT50VR4PUgivlfJZLYZyGqnX7Un7fPn5Y SkFBuUpZcKaUZ0Pyfv3+3ar3hVlAA7YyKDiIo6L3pWxC8EWWkW5Mp2gG3jh21oCdCrzFfVah6jl6 Z7NFnt9lPWDlEbQh4tPN4JTrFL+ujQ7f6ppMELaUzC2kFdO6i2u2Xqlij8o3rb7QUP/AolOt46RT qI0KShyw/StU12oEgjrMNHQZ1HWrTaqBq5nnb6p5bZQ3qRZuDvmpTfT/wurn46t/wUid/BPon8Qd yXpPxeSJG7pgTjV2EcvExSl18Tx10ZyC0Hx4t/y4zHNutmbffPEpNTlTxXhXHyh8MZDiqOMThUGD arRUM1r65EYTWcmooU0aBilYQ5SCNdwNGnoV4r1ILpqivxKJZx0czRaSN7xhztSuXutuUVMpY5WM HRBsxDTcq8FIqdm+Lc66yCJ2IE+zQWDb6rG1NtIg3O8eLIqjipOZvlgIh/gD5pHCRlEz4JLrArPu ItSgTVRpB9X5BUXP41xK+nVQaKSwXx3PS5z90cDR2I0GBvsA6YWkDnHO7emHQi9i+lIGlvYZxmlU xaharH3CxpsOPh8C1G2UNA3RwOiy4RFOBV6eW3wjt/uEuv4U1r8BAAD//wMAUEsDBBQABgAIAAAA IQA3m78m3gAAAAkBAAAPAAAAZHJzL2Rvd25yZXYueG1sTI9BT8JAEIXvJP6HzZB4g22bAFq7JcTg xUYTUA/ehu7QNnRnm+4ClV/v9qTH+d7Lm/ey9WBacaHeNZYVxPMIBHFpdcOVgs+Pl9kDCOeRNbaW ScEPOVjnd5MMU22vvKPL3lcihLBLUUHtfZdK6cqaDLq57YiDdrS9QR/OvpK6x2sIN61MomgpDTYc PtTY0XNN5Wl/NgrwfXkr3PbVbDe3r+T79FZgrAul7qfD5gmEp8H/mWGsH6pDHjod7Jm1E62CVRKm +MAXKxCjHi9GchjJI8g8k/8X5L8AAAD//wMAUEsBAi0AFAAGAAgAAAAhALaDOJL+AAAA4QEAABMA AAAAAAAAAAAAAAAAAAAAAFtDb250ZW50X1R5cGVzXS54bWxQSwECLQAUAAYACAAAACEAOP0h/9YA AACUAQAACwAAAAAAAAAAAAAAAAAvAQAAX3JlbHMvLnJlbHNQSwECLQAUAAYACAAAACEAYqpv6g4C AABcBAAADgAAAAAAAAAAAAAAAAAuAgAAZHJzL2Uyb0RvYy54bWxQSwECLQAUAAYACAAAACEAN5u/ Jt4AAAAJAQAADwAAAAAAAAAAAAAAAABoBAAAZHJzL2Rvd25yZXYueG1sUEsFBgAAAAAEAAQA8wAA AHMFAAAAAA== " path="m,l6858000,e" filled="f" strokeweight="1pt">
-                <v:path arrowok="t"/>
-                <w10:wrap anchorx="page"/>
-              </v:shape>
-            </w:pict>
-          </mc:Fallback>
-        </mc:AlternateContent>
-      </w:r>
-      <w:r>
-        <w:rPr>
           <w:b/>
-          <w:sz w:val="21"/>
         </w:rPr>
         <w:t xml:space="preserve">Programming Languages: </w:t>
       </w:r>
       <w:r>
-        <w:rPr>
-          <w:sz w:val="21"/>
-        </w:rPr>
         <w:t xml:space="preserve">JavaScript, TypeScript, Java, C++, Python, SQL, PostgreSQL, HTML, CSS, NoSQL </w:t>
       </w:r>
       <w:r>
-        <w:rPr>
-          <w:sz w:val="21"/>
-        </w:rPr>
         <w:br/>
       </w:r>
       <w:r>
         <w:rPr>
           <w:b/>
-          <w:sz w:val="21"/>
         </w:rPr>
         <w:t xml:space="preserve">Frameworks / Libraries: </w:t>
       </w:r>
       <w:r>
-        <w:rPr>
-          <w:sz w:val="21"/>
-        </w:rPr>
-        <w:t xml:space="preserve">React, Angular, Next.js, </w:t>
-      </w:r>
-      <w:r>
-        <w:rPr>
-          <w:sz w:val="21"/>
-        </w:rPr>
-        <w:t>OAuth</w:t>
-      </w:r>
-      <w:r>
-        <w:rPr>
-          <w:sz w:val="21"/>
-        </w:rPr>
-        <w:t>, React Testing Library, MongoDB,</w:t>
-      </w:r>
-      <w:r>
-        <w:rPr>
-          <w:sz w:val="21"/>
-        </w:rPr>
-        <w:t xml:space="preserve"> </w:t>
-      </w:r>
-      <w:r>
-        <w:rPr>
-          <w:sz w:val="21"/>
-        </w:rPr>
-        <w:t xml:space="preserve">Tailwind CSS, Drizzle ORM </w:t>
-      </w:r>
-      <w:r>
-        <w:rPr>
-          <w:sz w:val="21"/>
-        </w:rPr>
+        <w:t xml:space="preserve">React, React Native, Angular, Next.js, Expo, OAuth, Tailwind CSS, Drizzle ORM </w:t>
+      </w:r>
+      <w:r>
         <w:br/>
       </w:r>
       <w:r>
         <w:rPr>
           <w:b/>
-          <w:sz w:val="21"/>
-        </w:rPr>
-        <w:t xml:space="preserve">Tools / Runtimes: </w:t>
-      </w:r>
-      <w:r>
-        <w:rPr>
-          <w:sz w:val="21"/>
-        </w:rPr>
-        <w:t xml:space="preserve">Node.js, Webpack, Vite, Docker, Git, Azure DevOps, Postman, Redis </w:t>
-      </w:r>
-      <w:r>
-        <w:rPr>
-          <w:sz w:val="21"/>
-        </w:rPr>
+        </w:rPr>
+        <w:t xml:space="preserve">Tools / Platforms: </w:t>
+      </w:r>
+      <w:r>
+        <w:t xml:space="preserve">Node.js, Supabase, Vercel, Expo EAS, Stripe, Google Play, Docker, Git, Azure DevOps, Postman, Redis </w:t>
+      </w:r>
+      <w:r>
         <w:br/>
       </w:r>
       <w:r>
         <w:rPr>
           <w:b/>
-          <w:sz w:val="21"/>
         </w:rPr>
         <w:t xml:space="preserve">AI Tools: </w:t>
       </w:r>
       <w:r>
-        <w:rPr>
-          <w:sz w:val="21"/>
-        </w:rPr>
-        <w:t xml:space="preserve">Google Gemini, OpenAI API, </w:t>
-      </w:r>
-      <w:r>
-        <w:rPr>
-          <w:sz w:val="21"/>
-        </w:rPr>
-        <w:t xml:space="preserve">Codex, </w:t>
-      </w:r>
-      <w:r>
-        <w:rPr>
-          <w:sz w:val="21"/>
-        </w:rPr>
-        <w:t>Claude Code,</w:t>
-      </w:r>
-      <w:r>
-        <w:rPr>
-          <w:sz w:val="21"/>
-        </w:rPr>
-        <w:t xml:space="preserve"> Copilot,</w:t>
-      </w:r>
-      <w:r>
-        <w:rPr>
-          <w:sz w:val="21"/>
-        </w:rPr>
-        <w:t xml:space="preserve"> LLM Integration, Prompt Engineering</w:t>
-      </w:r>
-    </w:p>
-    <w:p>
-      <w:pPr>
-        <w:pStyle w:val="Heading1"/>
-      </w:pPr>
-      <w:hyperlink r:id="rId8" w:anchor="wiki_projects">
-        <w:r>
-          <w:rPr>
-            <w:spacing w:val="-2"/>
-          </w:rPr>
-          <w:t>Projects</w:t>
-        </w:r>
-      </w:hyperlink>
-    </w:p>
-    <w:p>
-      <w:pPr>
-        <w:spacing w:before="167"/>
-        <w:rPr>
-          <w:b/>
-          <w:sz w:val="21"/>
-        </w:rPr>
-      </w:pPr>
-      <w:r>
-        <w:rPr>
-          <w:b/>
-          <w:noProof/>
-          <w:sz w:val="21"/>
-        </w:rPr>
-        <mc:AlternateContent>
-          <mc:Choice Requires="wps">
-            <w:drawing>
-              <wp:anchor distT="0" distB="0" distL="0" distR="0" simplePos="0" relativeHeight="251658240" behindDoc="0" locked="0" layoutInCell="1" allowOverlap="1" wp14:anchorId="57AA779F" wp14:editId="73D10B6D">
-                <wp:simplePos x="0" y="0"/>
-                <wp:positionH relativeFrom="page">
-                  <wp:posOffset>457200</wp:posOffset>
-                </wp:positionH>
-                <wp:positionV relativeFrom="paragraph">
-                  <wp:posOffset>100330</wp:posOffset>
-                </wp:positionV>
-                <wp:extent cx="6858000" cy="1270"/>
-                <wp:effectExtent l="0" t="0" r="0" b="0"/>
-                <wp:wrapNone/>
-                <wp:docPr id="3" name="Graphic 3"/>
-                <wp:cNvGraphicFramePr>
-                  <a:graphicFrameLocks xmlns:a="http://schemas.openxmlformats.org/drawingml/2006/main"/>
-                </wp:cNvGraphicFramePr>
-                <a:graphic xmlns:a="http://schemas.openxmlformats.org/drawingml/2006/main">
-                  <a:graphicData uri="http://schemas.microsoft.com/office/word/2010/wordprocessingShape">
-                    <wps:wsp>
-                      <wps:cNvSpPr>
-                        <a:spLocks/>
-                      </wps:cNvSpPr>
-                      <wps:spPr>
-                        <a:xfrm>
-                          <a:off x="0" y="0"/>
-                          <a:ext cx="6858000" cy="1270"/>
-                        </a:xfrm>
-                        <a:custGeom>
-                          <a:avLst/>
-                          <a:gdLst/>
-                          <a:ahLst/>
-                          <a:cxnLst/>
-                          <a:rect l="l" t="t" r="r" b="b"/>
-                          <a:pathLst>
-                            <a:path w="6858000">
-                              <a:moveTo>
-                                <a:pt x="0" y="0"/>
-                              </a:moveTo>
-                              <a:lnTo>
-                                <a:pt x="6858000" y="0"/>
-                              </a:lnTo>
-                            </a:path>
-                          </a:pathLst>
-                        </a:custGeom>
-                        <a:ln w="12700">
-                          <a:solidFill>
-                            <a:srgbClr val="000000"/>
-                          </a:solidFill>
-                          <a:prstDash val="solid"/>
-                        </a:ln>
-                      </wps:spPr>
-                      <wps:bodyPr wrap="square" lIns="0" tIns="0" rIns="0" bIns="0" rtlCol="0">
-                        <a:prstTxWarp prst="textNoShape">
-                          <a:avLst/>
-                        </a:prstTxWarp>
-                        <a:noAutofit/>
-                      </wps:bodyPr>
-                    </wps:wsp>
-                  </a:graphicData>
-                </a:graphic>
-              </wp:anchor>
-            </w:drawing>
-          </mc:Choice>
-          <mc:Fallback>
-            <w:pict>
-              <v:shape w14:anchorId="1D5CE10A" id="Graphic 3" o:spid="_x0000_s1026" style="position:absolute;margin-left:36pt;margin-top:7.9pt;width:540pt;height:.1pt;z-index:251658240;visibility:visible;mso-wrap-style:square;mso-wrap-distance-left:0;mso-wrap-distance-top:0;mso-wrap-distance-right:0;mso-wrap-distance-bottom:0;mso-position-horizontal:absolute;mso-position-horizontal-relative:page;mso-position-vertical:absolute;mso-position-vertical-relative:text;v-text-anchor:top" coordsize="6858000,1270" o:gfxdata="UEsDBBQABgAIAAAAIQC2gziS/gAAAOEBAAATAAAAW0NvbnRlbnRfVHlwZXNdLnhtbJSRQU7DMBBF 90jcwfIWJU67QAgl6YK0S0CoHGBkTxKLZGx5TGhvj5O2G0SRWNoz/78nu9wcxkFMGNg6quQqL6RA 0s5Y6ir5vt9lD1JwBDIwOMJKHpHlpr69KfdHjyxSmriSfYz+USnWPY7AufNIadK6MEJMx9ApD/oD OlTrorhX2lFEilmcO2RdNtjC5xDF9pCuTyYBB5bi6bQ4syoJ3g9WQ0ymaiLzg5KdCXlKLjvcW893 SUOqXwnz5DrgnHtJTxOsQfEKIT7DmDSUCaxw7Rqn8787ZsmRM9e2VmPeBN4uqYvTtW7jvijg9N/y JsXecLq0q+WD6m8AAAD//wMAUEsDBBQABgAIAAAAIQA4/SH/1gAAAJQBAAALAAAAX3JlbHMvLnJl bHOkkMFqwzAMhu+DvYPRfXGawxijTi+j0GvpHsDYimMaW0Yy2fr2M4PBMnrbUb/Q94l/f/hMi1qR JVI2sOt6UJgd+ZiDgffL8ekFlFSbvV0oo4EbChzGx4f9GRdb25HMsYhqlCwG5lrLq9biZkxWOiqY 22YiTra2kYMu1l1tQD30/bPm3wwYN0x18gb45AdQl1tp5j/sFB2T0FQ7R0nTNEV3j6o9feQzro1i OWA14Fm+Q8a1a8+Bvu/d/dMb2JY5uiPbhG/ktn4cqGU/er3pcvwCAAD//wMAUEsDBBQABgAIAAAA IQBiqm/qDgIAAFwEAAAOAAAAZHJzL2Uyb0RvYy54bWysVFGL2zAMfh/sPxi/r0kLu5XQ9BhXbgyO 28F17Nl1nCbMsTzJbdp/P9lp0u72NpYHI1ufpU/65KzuT50VR4PUgivlfJZLYZyGqnX7Un7fPn5Y SkFBuUpZcKaUZ0Pyfv3+3ar3hVlAA7YyKDiIo6L3pWxC8EWWkW5Mp2gG3jh21oCdCrzFfVah6jl6 Z7NFnt9lPWDlEbQh4tPN4JTrFL+ujQ7f6ppMELaUzC2kFdO6i2u2Xqlij8o3rb7QUP/AolOt46RT qI0KShyw/StU12oEgjrMNHQZ1HWrTaqBq5nnb6p5bZQ3qRZuDvmpTfT/wurn46t/wUid/BPon8Qd yXpPxeSJG7pgTjV2EcvExSl18Tx10ZyC0Hx4t/y4zHNutmbffPEpNTlTxXhXHyh8MZDiqOMThUGD arRUM1r65EYTWcmooU0aBilYQ5SCNdwNGnoV4r1ILpqivxKJZx0czRaSN7xhztSuXutuUVMpY5WM HRBsxDTcq8FIqdm+Lc66yCJ2IE+zQWDb6rG1NtIg3O8eLIqjipOZvlgIh/gD5pHCRlEz4JLrArPu ItSgTVRpB9X5BUXP41xK+nVQaKSwXx3PS5z90cDR2I0GBvsA6YWkDnHO7emHQi9i+lIGlvYZxmlU xaharH3CxpsOPh8C1G2UNA3RwOiy4RFOBV6eW3wjt/uEuv4U1r8BAAD//wMAUEsDBBQABgAIAAAA IQCBj8G/3gAAAAkBAAAPAAAAZHJzL2Rvd25yZXYueG1sTI9BT8MwDIXvSPsPkZG4sbSVVqbSdJqm caECiQ0O3LzGtNWapGqyrezX457YzX7Pev5evhpNJ840+NZZBfE8AkG2crq1tYLP/cvjEoQPaDV2 zpKCX/KwKmZ3OWbaXewHnXehFhxifYYKmhD6TEpfNWTQz11Plr0fNxgMvA611ANeONx0MomiVBps LX9osKdNQ9VxdzIK8D29ln77arbr61fyfXwrMdalUg/34/oZRKAx/B/DhM/oUDDTwZ2s9qJT8JRw lcD6ghtMfryYlANPaQSyyOVtg+IPAAD//wMAUEsBAi0AFAAGAAgAAAAhALaDOJL+AAAA4QEAABMA AAAAAAAAAAAAAAAAAAAAAFtDb250ZW50X1R5cGVzXS54bWxQSwECLQAUAAYACAAAACEAOP0h/9YA AACUAQAACwAAAAAAAAAAAAAAAAAvAQAAX3JlbHMvLnJlbHNQSwECLQAUAAYACAAAACEAYqpv6g4C AABcBAAADgAAAAAAAAAAAAAAAAAuAgAAZHJzL2Uyb0RvYy54bWxQSwECLQAUAAYACAAAACEAgY/B v94AAAAJAQAADwAAAAAAAAAAAAAAAABoBAAAZHJzL2Rvd25yZXYueG1sUEsFBgAAAAAEAAQA8wAA AHMFAAAAAA== " path="m,l6858000,e" filled="f" strokeweight="1pt">
-                <v:path arrowok="t"/>
-                <w10:wrap anchorx="page"/>
-              </v:shape>
-            </w:pict>
-          </mc:Fallback>
-        </mc:AlternateContent>
-      </w:r>
-      <w:r>
-        <w:rPr>
-          <w:b/>
-          <w:sz w:val="21"/>
-        </w:rPr>
-        <w:t xml:space="preserve">Social Network App: </w:t>
-      </w:r>
-      <w:hyperlink r:id="rId9">
-        <w:r>
-          <w:rPr>
-            <w:b/>
-            <w:color w:val="2563EB"/>
-            <w:sz w:val="21"/>
-            <w:u w:val="single"/>
-          </w:rPr>
-          <w:t>https://social-network-app-pi.vercel.app/</w:t>
-        </w:r>
-      </w:hyperlink>
-    </w:p>
-    <w:p>
-      <w:pPr>
-        <w:pStyle w:val="ListParagraph"/>
-        <w:numPr>
-          <w:ilvl w:val="0"/>
-          <w:numId w:val="1"/>
-        </w:numPr>
-        <w:tabs>
-          <w:tab w:val="left" w:pos="270"/>
-        </w:tabs>
-        <w:spacing w:line="360" w:lineRule="auto"/>
-        <w:ind w:right="191"/>
-        <w:rPr>
-          <w:sz w:val="21"/>
-        </w:rPr>
-      </w:pPr>
-      <w:r>
-        <w:rPr>
-          <w:sz w:val="21"/>
-        </w:rPr>
-        <w:t>A</w:t>
-      </w:r>
-      <w:r>
-        <w:rPr>
-          <w:spacing w:val="-6"/>
-          <w:sz w:val="21"/>
-        </w:rPr>
-        <w:t xml:space="preserve"> </w:t>
-      </w:r>
-      <w:r>
-        <w:rPr>
-          <w:sz w:val="21"/>
-        </w:rPr>
-        <w:t>scalable</w:t>
-      </w:r>
-      <w:r>
-        <w:rPr>
-          <w:spacing w:val="-6"/>
-          <w:sz w:val="21"/>
-        </w:rPr>
-        <w:t xml:space="preserve"> </w:t>
-      </w:r>
-      <w:r>
-        <w:rPr>
-          <w:sz w:val="21"/>
-        </w:rPr>
-        <w:t>social</w:t>
-      </w:r>
-      <w:r>
-        <w:rPr>
-          <w:spacing w:val="-6"/>
-          <w:sz w:val="21"/>
-        </w:rPr>
-        <w:t xml:space="preserve"> </w:t>
-      </w:r>
-      <w:r>
-        <w:rPr>
-          <w:sz w:val="21"/>
-        </w:rPr>
-        <w:t>network</w:t>
-      </w:r>
-      <w:r>
-        <w:rPr>
-          <w:spacing w:val="-6"/>
-          <w:sz w:val="21"/>
-        </w:rPr>
-        <w:t xml:space="preserve"> </w:t>
-      </w:r>
-      <w:r>
-        <w:rPr>
-          <w:sz w:val="21"/>
-        </w:rPr>
-        <w:t>platform</w:t>
-      </w:r>
-      <w:r>
-        <w:rPr>
-          <w:spacing w:val="-6"/>
-          <w:sz w:val="21"/>
-        </w:rPr>
-        <w:t xml:space="preserve"> </w:t>
-      </w:r>
-      <w:r>
-        <w:rPr>
-          <w:sz w:val="21"/>
-        </w:rPr>
-        <w:t>with</w:t>
-      </w:r>
-      <w:r>
-        <w:rPr>
-          <w:spacing w:val="-6"/>
-          <w:sz w:val="21"/>
-        </w:rPr>
-        <w:t xml:space="preserve"> </w:t>
-      </w:r>
-      <w:r>
-        <w:rPr>
-          <w:sz w:val="21"/>
-        </w:rPr>
-        <w:t>real-time</w:t>
-      </w:r>
-      <w:r>
-        <w:rPr>
-          <w:spacing w:val="-6"/>
-          <w:sz w:val="21"/>
-        </w:rPr>
-        <w:t xml:space="preserve"> </w:t>
-      </w:r>
-      <w:r>
-        <w:rPr>
-          <w:sz w:val="21"/>
-        </w:rPr>
-        <w:t>updates.</w:t>
-      </w:r>
-      <w:r>
-        <w:rPr>
-          <w:spacing w:val="-6"/>
-          <w:sz w:val="21"/>
-        </w:rPr>
-        <w:t xml:space="preserve"> </w:t>
-      </w:r>
-      <w:r>
-        <w:rPr>
-          <w:sz w:val="21"/>
-        </w:rPr>
-        <w:t>Features</w:t>
-      </w:r>
-      <w:r>
-        <w:rPr>
-          <w:spacing w:val="-6"/>
-          <w:sz w:val="21"/>
-        </w:rPr>
-        <w:t xml:space="preserve"> </w:t>
-      </w:r>
-      <w:r>
-        <w:rPr>
-          <w:sz w:val="21"/>
-        </w:rPr>
-        <w:t>user</w:t>
-      </w:r>
-      <w:r>
-        <w:rPr>
-          <w:spacing w:val="-6"/>
-          <w:sz w:val="21"/>
-        </w:rPr>
-        <w:t xml:space="preserve"> </w:t>
-      </w:r>
-      <w:r>
-        <w:rPr>
-          <w:sz w:val="21"/>
-        </w:rPr>
-        <w:t>profiles,</w:t>
-      </w:r>
-      <w:r>
-        <w:rPr>
-          <w:spacing w:val="-6"/>
-          <w:sz w:val="21"/>
-        </w:rPr>
-        <w:t xml:space="preserve"> </w:t>
-      </w:r>
-      <w:r>
-        <w:rPr>
-          <w:sz w:val="21"/>
-        </w:rPr>
-        <w:t>posts,</w:t>
-      </w:r>
-      <w:r>
-        <w:rPr>
-          <w:spacing w:val="-6"/>
-          <w:sz w:val="21"/>
-        </w:rPr>
-        <w:t xml:space="preserve"> </w:t>
-      </w:r>
-      <w:r>
-        <w:rPr>
-          <w:sz w:val="21"/>
-        </w:rPr>
-        <w:t>likes,</w:t>
-      </w:r>
-      <w:r>
-        <w:rPr>
-          <w:spacing w:val="-6"/>
-          <w:sz w:val="21"/>
-        </w:rPr>
-        <w:t xml:space="preserve"> </w:t>
-      </w:r>
-      <w:r>
-        <w:rPr>
-          <w:sz w:val="21"/>
-        </w:rPr>
-        <w:t>comments,</w:t>
-      </w:r>
-      <w:r>
-        <w:rPr>
-          <w:spacing w:val="-6"/>
-          <w:sz w:val="21"/>
-        </w:rPr>
-        <w:t xml:space="preserve"> </w:t>
-      </w:r>
-      <w:r>
-        <w:rPr>
-          <w:sz w:val="21"/>
-        </w:rPr>
-        <w:t>notifications, E2E encrypted real-time messaging and image upload via Cloudinary. Built with React/Express/MongoDB. Deployed via Vercel with continuous integration.</w:t>
+        <w:t>Google Gemini, OpenAI API, Codex, Claude Code, Copilot, LLM Integration, Prompt Engineering</w:t>
       </w:r>
     </w:p>
     <w:p>
@@ -2101,14 +1702,14 @@
       </w:r>
       <w:r>
         <w:rPr>
-          <w:b/>
+          <w:bCs/>
           <w:sz w:val="21"/>
         </w:rPr>
         <w:t>Data</w:t>
       </w:r>
       <w:r>
         <w:rPr>
-          <w:b/>
+          <w:bCs/>
           <w:spacing w:val="-8"/>
           <w:sz w:val="21"/>
         </w:rPr>
@@ -2116,14 +1717,14 @@
       </w:r>
       <w:r>
         <w:rPr>
-          <w:b/>
+          <w:bCs/>
           <w:sz w:val="21"/>
         </w:rPr>
         <w:t>Structures</w:t>
       </w:r>
       <w:r>
         <w:rPr>
-          <w:b/>
+          <w:bCs/>
           <w:spacing w:val="-8"/>
           <w:sz w:val="21"/>
         </w:rPr>
@@ -2131,14 +1732,14 @@
       </w:r>
       <w:r>
         <w:rPr>
-          <w:b/>
+          <w:bCs/>
           <w:sz w:val="21"/>
         </w:rPr>
         <w:t>&amp;</w:t>
       </w:r>
       <w:r>
         <w:rPr>
-          <w:b/>
+          <w:bCs/>
           <w:spacing w:val="-8"/>
           <w:sz w:val="21"/>
         </w:rPr>
@@ -2146,14 +1747,14 @@
       </w:r>
       <w:r>
         <w:rPr>
-          <w:b/>
+          <w:bCs/>
           <w:sz w:val="21"/>
         </w:rPr>
         <w:t>Algorithms,</w:t>
       </w:r>
       <w:r>
         <w:rPr>
-          <w:b/>
+          <w:bCs/>
           <w:spacing w:val="-8"/>
           <w:sz w:val="21"/>
         </w:rPr>
@@ -2161,14 +1762,14 @@
       </w:r>
       <w:r>
         <w:rPr>
-          <w:b/>
+          <w:bCs/>
           <w:sz w:val="21"/>
         </w:rPr>
         <w:t>Database</w:t>
       </w:r>
       <w:r>
         <w:rPr>
-          <w:b/>
+          <w:bCs/>
           <w:spacing w:val="-8"/>
           <w:sz w:val="21"/>
         </w:rPr>
@@ -2176,14 +1777,14 @@
       </w:r>
       <w:r>
         <w:rPr>
-          <w:b/>
+          <w:bCs/>
           <w:sz w:val="21"/>
         </w:rPr>
         <w:t>Systems,</w:t>
       </w:r>
       <w:r>
         <w:rPr>
-          <w:b/>
+          <w:bCs/>
           <w:spacing w:val="-8"/>
           <w:sz w:val="21"/>
         </w:rPr>
@@ -2191,14 +1792,14 @@
       </w:r>
       <w:r>
         <w:rPr>
-          <w:b/>
+          <w:bCs/>
           <w:sz w:val="21"/>
         </w:rPr>
         <w:t>Operating</w:t>
       </w:r>
       <w:r>
         <w:rPr>
-          <w:b/>
+          <w:bCs/>
           <w:spacing w:val="-8"/>
           <w:sz w:val="21"/>
         </w:rPr>
@@ -2206,14 +1807,14 @@
       </w:r>
       <w:r>
         <w:rPr>
-          <w:b/>
+          <w:bCs/>
           <w:sz w:val="21"/>
         </w:rPr>
         <w:t>Systems,</w:t>
       </w:r>
       <w:r>
         <w:rPr>
-          <w:b/>
+          <w:bCs/>
           <w:spacing w:val="-8"/>
           <w:sz w:val="21"/>
         </w:rPr>
@@ -2221,44 +1822,14 @@
       </w:r>
       <w:r>
         <w:rPr>
-          <w:b/>
-          <w:sz w:val="21"/>
-        </w:rPr>
-        <w:t>Principles</w:t>
-      </w:r>
-      <w:r>
-        <w:rPr>
-          <w:b/>
-          <w:spacing w:val="-8"/>
-          <w:sz w:val="21"/>
-        </w:rPr>
-        <w:t xml:space="preserve"> </w:t>
-      </w:r>
-      <w:r>
-        <w:rPr>
-          <w:b/>
-          <w:sz w:val="21"/>
-        </w:rPr>
-        <w:t>of</w:t>
-      </w:r>
-      <w:r>
-        <w:rPr>
-          <w:b/>
-          <w:spacing w:val="-8"/>
-          <w:sz w:val="21"/>
-        </w:rPr>
-        <w:t xml:space="preserve"> </w:t>
-      </w:r>
-      <w:r>
-        <w:rPr>
-          <w:b/>
+          <w:bCs/>
           <w:sz w:val="21"/>
         </w:rPr>
         <w:t xml:space="preserve">Software </w:t>
       </w:r>
       <w:r>
         <w:rPr>
-          <w:b/>
+          <w:bCs/>
           <w:spacing w:val="-2"/>
           <w:sz w:val="21"/>
         </w:rPr>
@@ -3070,7 +2641,6 @@
     <w:name w:val="Hyperlink"/>
     <w:basedOn w:val="DefaultParagraphFont"/>
     <w:uiPriority w:val="99"/>
-    <w:semiHidden/>
     <w:unhideWhenUsed/>
     <w:rsid w:val="00E10FA7"/>
     <w:rPr>
@@ -3092,6 +2662,30 @@
       <w:rFonts w:ascii="Times New Roman" w:eastAsia="Times New Roman" w:hAnsi="Times New Roman" w:cs="Times New Roman"/>
       <w:sz w:val="24"/>
       <w:szCs w:val="24"/>
+    </w:rPr>
+  </w:style>
+  <w:style w:type="character" w:styleId="UnresolvedMention">
+    <w:name w:val="Unresolved Mention"/>
+    <w:basedOn w:val="DefaultParagraphFont"/>
+    <w:uiPriority w:val="99"/>
+    <w:semiHidden/>
+    <w:unhideWhenUsed/>
+    <w:rsid w:val="00A61D25"/>
+    <w:rPr>
+      <w:color w:val="605E5C"/>
+      <w:shd w:val="clear" w:color="auto" w:fill="E1DFDD"/>
+    </w:rPr>
+  </w:style>
+  <w:style w:type="character" w:styleId="FollowedHyperlink">
+    <w:name w:val="FollowedHyperlink"/>
+    <w:basedOn w:val="DefaultParagraphFont"/>
+    <w:uiPriority w:val="99"/>
+    <w:semiHidden/>
+    <w:unhideWhenUsed/>
+    <w:rsid w:val="00A61D25"/>
+    <w:rPr>
+      <w:color w:val="800080" w:themeColor="followedHyperlink"/>
+      <w:u w:val="single"/>
     </w:rPr>
   </w:style>
 </w:styles>
